--- a/ru/discovery-articles/5.6 Удобрения и современная агрохимия.docx
+++ b/ru/discovery-articles/5.6 Удобрения и современная агрохимия.docx
@@ -4,13 +4,20 @@
   <w:body>
     <w:p>
       <w:pPr>
-        <w:spacing w:before="0" w:after="80"/>
+        <w:pStyle w:val="Title"/>
+        <w:widowControl/>
+      </w:pPr>
+      <w:r>
+        <w:t>5.6 Удобрения и современная агрохимия</w:t>
+      </w:r>
+    </w:p>
+    <w:p>
+      <w:pPr>
+        <w:keepNext/>
+        <w:widowControl/>
       </w:pPr>
       <w:r>
         <w:rPr>
-          <w:rFonts w:ascii="Calibri" w:hAnsi="Calibri" w:cs="Calibri"/>
-          <w:b/>
-          <w:color w:val="2E74B5"/>
           <w:sz w:val="20"/>
         </w:rPr>
         <w:t>5. Физика, химия и материалы</w:t>
@@ -19,61 +26,36 @@
     <w:p>
       <w:pPr>
         <w:keepNext/>
-        <w:spacing w:before="0" w:after="120"/>
+        <w:widowControl/>
       </w:pPr>
       <w:r>
         <w:rPr>
-          <w:rFonts w:ascii="Calibri" w:hAnsi="Calibri" w:cs="Calibri"/>
-          <w:b/>
-          <w:color w:val="0B2545"/>
-          <w:sz w:val="48"/>
+          <w:sz w:val="20"/>
         </w:rPr>
-        <w:t>5.6 Удобрения и современная агрохимия</w:t>
+        <w:t>Период: 1909 год — процесс Габера — Боша для синтетического аммиака; широкое применение с «зелёной революции» 1950-х | Основные участники: Фриц Габер, Карл Бош, BASF; Норман Борлоуг</w:t>
       </w:r>
     </w:p>
     <w:p>
       <w:pPr>
-        <w:spacing w:before="0" w:after="200" w:line="276" w:lineRule="auto"/>
+        <w:widowControl/>
       </w:pPr>
       <w:r>
-        <w:rPr>
-          <w:rFonts w:ascii="Calibri" w:hAnsi="Calibri" w:cs="Calibri"/>
-          <w:i/>
-          <w:color w:val="666666"/>
-          <w:sz w:val="21"/>
-        </w:rPr>
-        <w:t>Период: 1909 год — синтез аммиака по методу Габера — Боша; широкое применение с 1950-х годов в ходе Зелёной революции | Ключевые фигуры: Фриц Габер; Карл Бош (BASF); Норман Борлоуг (Зелёная революция)</w:t>
-      </w:r>
-    </w:p>
-    <w:p>
-      <w:pPr>
-        <w:spacing w:before="0" w:after="200" w:line="300" w:lineRule="auto"/>
-      </w:pPr>
-      <w:r>
-        <w:rPr>
-          <w:rFonts w:ascii="Calibri" w:hAnsi="Calibri" w:cs="Calibri"/>
-          <w:color w:val="0B2545"/>
-          <w:sz w:val="23"/>
-        </w:rPr>
-        <w:t>Современные удобрения снабжают растения азотом и другими питательными веществами, которых может не хватать в почве. Процесс Габера — Боша, позволяющий получать аммиак из атмосферного азота, стал одной из главных причин, по которым Земля способна прокормить миллиарды людей.</w:t>
+        <w:t>Удобрения дают растениям азот и другие питательные элементы, которых может не хватать почве. Получение аммиака из атмосферного азота по Габеру — Бошу позволило Земле кормить на миллиарды людей больше.</w:t>
       </w:r>
     </w:p>
     <w:p>
       <w:pPr>
         <w:pStyle w:val="Heading1"/>
+        <w:widowControl/>
       </w:pPr>
       <w:r>
-        <w:t>Ключевые факты</w:t>
+        <w:t>Кратко о главном</w:t>
       </w:r>
     </w:p>
     <w:p>
       <w:pPr>
-        <w:keepLines/>
-        <w:spacing w:after="80" w:line="300" w:lineRule="auto"/>
-        <w:numPr>
-          <w:ilvl w:val="0"/>
-          <w:numId w:val="10"/>
-        </w:numPr>
+        <w:pStyle w:val="ListBullet"/>
+        <w:widowControl/>
       </w:pPr>
       <w:r>
         <w:t>Растениям нужны доступные формы азота, фосфора и калия.</w:t>
@@ -81,59 +63,44 @@
     </w:p>
     <w:p>
       <w:pPr>
-        <w:keepLines/>
-        <w:spacing w:after="80" w:line="300" w:lineRule="auto"/>
-        <w:numPr>
-          <w:ilvl w:val="0"/>
-          <w:numId w:val="10"/>
-        </w:numPr>
+        <w:pStyle w:val="ListBullet"/>
+        <w:widowControl/>
       </w:pPr>
       <w:r>
-        <w:t>Около 1909–1913 годов Фриц Габер и Карл Бош превратили синтез аммиака в промышленную технологию.</w:t>
+        <w:t>Габер и Бош вывели синтез аммиака в промышленность примерно в 1909–1913 годах.</w:t>
       </w:r>
     </w:p>
     <w:p>
       <w:pPr>
-        <w:keepLines/>
-        <w:spacing w:after="80" w:line="300" w:lineRule="auto"/>
-        <w:numPr>
-          <w:ilvl w:val="0"/>
-          <w:numId w:val="10"/>
-        </w:numPr>
+        <w:pStyle w:val="ListBullet"/>
+        <w:widowControl/>
       </w:pPr>
       <w:r>
-        <w:t>Процесс соединяет азот воздуха с водородом при высоких давлении и температуре.</w:t>
+        <w:t>Процесс соединяет атмосферный азот с водородом при высоком давлении.</w:t>
       </w:r>
     </w:p>
     <w:p>
       <w:pPr>
-        <w:keepLines/>
-        <w:spacing w:after="80" w:line="300" w:lineRule="auto"/>
-        <w:numPr>
-          <w:ilvl w:val="0"/>
-          <w:numId w:val="10"/>
-        </w:numPr>
+        <w:pStyle w:val="ListBullet"/>
+        <w:widowControl/>
       </w:pPr>
       <w:r>
-        <w:t>Синтетические удобрения обеспечили значительную часть роста населения в XX веке.</w:t>
+        <w:t>Синтетические удобрения поддержали значительную часть роста населения XX века.</w:t>
       </w:r>
     </w:p>
     <w:p>
       <w:pPr>
-        <w:keepLines/>
-        <w:spacing w:after="80" w:line="300" w:lineRule="auto"/>
-        <w:numPr>
-          <w:ilvl w:val="0"/>
-          <w:numId w:val="10"/>
-        </w:numPr>
+        <w:pStyle w:val="ListBullet"/>
+        <w:widowControl/>
       </w:pPr>
       <w:r>
-        <w:t>Смыв удобрений загрязняет водоёмы, а их производство требует больших затрат энергии.</w:t>
+        <w:t>Сток загрязняет воду, а производство требует много энергии.</w:t>
       </w:r>
     </w:p>
     <w:p>
       <w:pPr>
         <w:pStyle w:val="Heading1"/>
+        <w:widowControl/>
       </w:pPr>
       <w:r>
         <w:t>Что это такое</w:t>
@@ -141,143 +108,101 @@
     </w:p>
     <w:p>
       <w:pPr>
-        <w:keepLines w:val="0"/>
+        <w:widowControl/>
       </w:pPr>
       <w:r>
-        <w:t>Удобрение — это источник питательных веществ, который вносят в почву или наносят на листья. В воздухе много газообразного азота, однако большинство растений не способно усваивать его напрямую. Корням нужны растворимые соединения — например аммонийные соли или нитраты.</w:t>
-      </w:r>
-    </w:p>
-    <w:p>
-      <w:pPr>
-        <w:keepLines w:val="0"/>
-      </w:pPr>
-      <w:r>
-        <w:t>В процессе Габера — Боша азот воздуха при высоких давлении и температуре связывают в аммиак с помощью катализатора — вещества, ускоряющего реакцию. Агрохимия занимается также средствами защиты растений, анализом почвы и балансом питательных элементов. Проще говоря, люди научились превращать воздух в доступную растениям пищу.</w:t>
+        <w:t>Удобрения вносят в почву или наносят на листья, чтобы снабжать растения питательными веществами. Воздух богат газообразным азотом, но большинство растений не может использовать его напрямую. Корням нужны доступные растворимые формы азота — аммиак или нитраты. Процесс Габера — Боша связывает азот воздуха в аммиак при высокой температуре и давлении с катализатором — веществом, ускоряющим реакцию. Агрохимия охватывает также пестициды, анализ почвы и баланс питания. Образно люди научились получать «питание из неба».</w:t>
       </w:r>
     </w:p>
     <w:p>
       <w:pPr>
         <w:pStyle w:val="Heading1"/>
+        <w:widowControl/>
       </w:pPr>
       <w:r>
-        <w:t>Кто это открыл или изобрёл</w:t>
+        <w:t>Кто открыл или изобрёл</w:t>
       </w:r>
     </w:p>
     <w:p>
       <w:pPr>
-        <w:keepLines w:val="0"/>
+        <w:widowControl/>
       </w:pPr>
       <w:r>
-        <w:t>Фриц Габер нашёл лабораторный способ получать аммиак из азота и водорода. Незадолго до Первой мировой войны Карл Бош в компании BASF перенёс эту реакцию в промышленность. Опыты ставили и раньше, но именно Габер и Бош сделали производство практически осуществимым в больших масштабах.</w:t>
-      </w:r>
-    </w:p>
-    <w:p>
-      <w:pPr>
-        <w:keepLines w:val="0"/>
-      </w:pPr>
-      <w:r>
-        <w:t>Ещё до них Юстус фон Либих и другие агрономы доказывали, что растениям необходимы минеральные вещества, а не один лишь загадочный почвенный «гумус». Процесс Габера — Боша стал промышленным воплощением этой идеи.</w:t>
+        <w:t>Габер нашёл лабораторный способ соединить азот с водородом. Бош в BASF масштабировал его до завода перед Первой мировой войной. Попытки были и раньше, но они сделали метод промышленным. Юстус фон Либих и другие агрономы уже доказывали необходимость минеральных веществ, а не только загадочного «гумуса». Процесс стал промышленным итогом этого понимания.</w:t>
       </w:r>
     </w:p>
     <w:p>
       <w:pPr>
         <w:pStyle w:val="Heading1"/>
+        <w:widowControl/>
       </w:pPr>
       <w:r>
-        <w:t>Когда и как это появилось</w:t>
+        <w:t>Когда и как появилось</w:t>
       </w:r>
     </w:p>
     <w:p>
       <w:pPr>
-        <w:keepLines w:val="0"/>
+        <w:widowControl/>
       </w:pPr>
       <w:r>
-        <w:t>Европа опасалась нехватки удобрений: запасы природных нитратов были ограниченны. Появлению новой технологии способствовали достижения физической химии и техники высоких давлений, а также военный спрос на нитраты, использовавшиеся и для производства взрывчатых веществ.</w:t>
-      </w:r>
-    </w:p>
-    <w:p>
-      <w:pPr>
-        <w:keepLines w:val="0"/>
-      </w:pPr>
-      <w:r>
-        <w:t>После войны те же предприятия начали выпускать продукцию для сельского хозяйства. С середины XX века Зелёная революция объединила синтетические удобрения, новые сорта растений и орошение, благодаря чему во многих регионах резко выросла урожайность.</w:t>
+        <w:t>Европа опасалась нехватки удобрений из-за ограниченных залежей нитратов. Высокие давления, физическая химия и военный спрос на нитраты для взрывчатки двигали разработку. После войны те же предприятия снабжали поля. С середины XX века «зелёная революция» сочетала удобрения с новыми сортами и орошением, повышая урожаи во многих регионах.</w:t>
       </w:r>
     </w:p>
     <w:p>
       <w:pPr>
         <w:pStyle w:val="Heading1"/>
+        <w:widowControl/>
       </w:pPr>
       <w:r>
-        <w:t>Научное значение</w:t>
+        <w:t>Значение для науки</w:t>
       </w:r>
     </w:p>
     <w:p>
       <w:pPr>
-        <w:keepLines w:val="0"/>
+        <w:widowControl/>
       </w:pPr>
       <w:r>
-        <w:t>Процесс Габера — Боша показал, что знания о газах и катализаторах способны изменить продовольственные возможности всей планеты. Вацлав Смил и другие исследователи считают, что значительная доля ныне живущих людей зависит от азота, связанного этим способом.</w:t>
-      </w:r>
-    </w:p>
-    <w:p>
-      <w:pPr>
-        <w:keepLines w:val="0"/>
-      </w:pPr>
-      <w:r>
-        <w:t>Точные оценки обсуждаются, но историки техники относятся к такому выводу серьёзно. Немногие химические производства оказали столь же большое влияние на повседневное выживание человечества.</w:t>
+        <w:t>Процесс показал, что знание газов и катализаторов может изменить продовольственные возможности планеты. Вацлав Смил и другие утверждали, что значительная доля ныне живущих зависит от азота Габера — Боша. Детали оценки обсуждаются, но историки технологий относятся к ней серьёзно. Немногие химические производства столь важны для ежедневного выживания.</w:t>
       </w:r>
     </w:p>
     <w:p>
       <w:pPr>
         <w:pStyle w:val="Heading1"/>
+        <w:widowControl/>
       </w:pPr>
       <w:r>
-        <w:t>Влияние на последующее развитие</w:t>
+        <w:t>Влияние на дальнейшее развитие</w:t>
       </w:r>
     </w:p>
     <w:p>
       <w:pPr>
-        <w:keepLines w:val="0"/>
+        <w:widowControl/>
       </w:pPr>
       <w:r>
-        <w:t>Селекция растений, тракторы и удобрения вместе заметно увеличили урожаи. Однако избыток питательных веществ, смываемый в реки и моря, вызывает бурное цветение водорослей и образование прибрежных мёртвых зон.</w:t>
-      </w:r>
-    </w:p>
-    <w:p>
-      <w:pPr>
-        <w:keepLines w:val="0"/>
-      </w:pPr>
-      <w:r>
-        <w:t>Сегодня исследователи ищут способы получать более экологичный аммиак с меньшим использованием водорода из ископаемого сырья и точнее вносить удобрения, чтобы растения получали лишь необходимое количество. Органическое и смешанное земледелие предлагают другие подходы, но мировой запас продовольственных калорий всё ещё во многом зависит от синтетического азота.</w:t>
+        <w:t>Селекция, тракторы и удобрения вместе увеличили урожай. Но избыток элементов, смываемый в реки и моря, способствовал цветению водорослей и прибрежным «мёртвым зонам». Исследования ищут аммиак с меньшей зависимостью от ископаемого водорода и точное внесение только необходимого. Органическое и смешанное земледелие предлагают другие пути, но мировое обеспечение калориями всё ещё сильно опирается на синтетический азот.</w:t>
       </w:r>
     </w:p>
     <w:p>
       <w:pPr>
         <w:pStyle w:val="Heading1"/>
+        <w:widowControl/>
       </w:pPr>
       <w:r>
-        <w:t>Как это изменило жизнь людей</w:t>
+        <w:t>Как изменило жизнь людей</w:t>
       </w:r>
     </w:p>
     <w:p>
       <w:pPr>
-        <w:keepLines w:val="0"/>
+        <w:widowControl/>
       </w:pPr>
       <w:r>
-        <w:t>Там, где удобрения сочетались с устойчивыми рынками и мирной обстановкой, голод стал реже, а зерно — дешевле. Земледелие сделалось интенсивнее, и часть традиционных севооборотов исчезла.</w:t>
-      </w:r>
-    </w:p>
-    <w:p>
-      <w:pPr>
-        <w:keepLines w:val="0"/>
-      </w:pPr>
-      <w:r>
-        <w:t>Вместе с изобилием продовольствия общество получило новый экологический счёт: загрязнённые водоёмы и энергоёмкие заводы. Научиться кормить людей, не разрушая водные экосистемы и климат, — незавершённая задача этого изобретения. И численность человечества, и современный рацион во многом связаны с процессом Габера — Боша.</w:t>
+        <w:t>Там, где сочетались удобрения, рынки и мир, голод случался реже, зерно дешевело. Земледелие становилось интенсивнее, некоторые севообороты исчезали. Продовольственное изобилие привело к экологическим издержкам: загрязнённые воды и энергоёмкие заводы. Накормить людей без разрушения водной среды и климата — незавершённая задача. Численность населения и питание связаны с этой технологией.</w:t>
       </w:r>
     </w:p>
     <w:p>
       <w:pPr>
         <w:pStyle w:val="Heading1"/>
+        <w:widowControl/>
       </w:pPr>
       <w:r>
         <w:t>Источники и литература</w:t>
@@ -286,178 +211,186 @@
     <w:p>
       <w:pPr>
         <w:pStyle w:val="Heading2"/>
+        <w:widowControl/>
       </w:pPr>
       <w:r>
-        <w:t>A. Книги и основные научные труды</w:t>
+        <w:rPr>
+          <w:sz w:val="20"/>
+        </w:rPr>
+        <w:t>Книги и основные научные труды</w:t>
       </w:r>
     </w:p>
     <w:p>
       <w:pPr>
-        <w:keepLines/>
-        <w:spacing w:after="80" w:line="300" w:lineRule="auto"/>
-        <w:numPr>
-          <w:ilvl w:val="0"/>
-          <w:numId w:val="11"/>
-        </w:numPr>
+        <w:widowControl/>
       </w:pPr>
       <w:r>
-        <w:t>Smil, Vaclav. Enriching the Earth: Fritz Haber, Carl Bosch, and the Transformation of World Food Production. Cambridge, MA: MIT Press, 2001.</w:t>
+        <w:rPr>
+          <w:sz w:val="20"/>
+        </w:rPr>
+        <w:t>1. Smil, Vaclav. Enriching the Earth: Fritz Haber, Carl Bosch, and the Transformation of World Food Production. Cambridge, MA: MIT Press, 2001.</w:t>
       </w:r>
     </w:p>
     <w:p>
       <w:pPr>
         <w:pStyle w:val="Heading2"/>
+        <w:widowControl/>
       </w:pPr>
       <w:r>
-        <w:t>C. Материалы научных учреждений и энциклопедий</w:t>
+        <w:rPr>
+          <w:sz w:val="20"/>
+        </w:rPr>
+        <w:t>Материалы организаций и энциклопедии</w:t>
       </w:r>
     </w:p>
     <w:p>
       <w:pPr>
-        <w:keepLines/>
-        <w:spacing w:after="80" w:line="300" w:lineRule="auto"/>
-        <w:numPr>
-          <w:ilvl w:val="0"/>
-          <w:numId w:val="12"/>
-        </w:numPr>
+        <w:widowControl/>
       </w:pPr>
       <w:r>
-        <w:t xml:space="preserve">Encyclopaedia Britannica. «Haber-Bosch process». </w:t>
+        <w:rPr>
+          <w:sz w:val="20"/>
+        </w:rPr>
+        <w:t xml:space="preserve">1. Encyclopaedia Britannica. 'Haber-Bosch process.' </w:t>
       </w:r>
+      <w:hyperlink r:id="rId9">
+        <w:r>
+          <w:rPr>
+            <w:sz w:val="20"/>
+          </w:rPr>
+          <w:t>https://www.britannica.com/technology/Haber-Bosch-process</w:t>
+        </w:r>
+      </w:hyperlink>
       <w:r>
-        <w:t xml:space="preserve"> </w:t>
+        <w:rPr>
+          <w:sz w:val="20"/>
+        </w:rPr>
+      </w:r>
+    </w:p>
+    <w:p>
+      <w:pPr>
+        <w:widowControl/>
+      </w:pPr>
+      <w:r>
+        <w:rPr>
+          <w:sz w:val="20"/>
+        </w:rPr>
+        <w:t xml:space="preserve">2. Our World in Data. 'Fertilizers.' </w:t>
+      </w:r>
+      <w:hyperlink r:id="rId10">
+        <w:r>
+          <w:rPr>
+            <w:sz w:val="20"/>
+          </w:rPr>
+          <w:t>https://ourworldindata.org/fertilizers</w:t>
+        </w:r>
+      </w:hyperlink>
+      <w:r>
+        <w:rPr>
+          <w:sz w:val="20"/>
+        </w:rPr>
+      </w:r>
+    </w:p>
+    <w:p>
+      <w:pPr>
+        <w:widowControl/>
+      </w:pPr>
+      <w:r>
+        <w:rPr>
+          <w:sz w:val="20"/>
+        </w:rPr>
+        <w:t xml:space="preserve">3. Nobel Prize. Chemistry 1918 (Fritz Haber). </w:t>
       </w:r>
       <w:hyperlink r:id="rId11">
         <w:r>
           <w:rPr>
-            <w:color w:val="0563C1"/>
-            <w:u w:val="single"/>
+            <w:sz w:val="20"/>
           </w:rPr>
-          <w:t>https://www.britannica.com/technology/Haber-Bosch-process</w:t>
+          <w:t>https://www.nobelprize.org/prizes/chemistry/1918/summary/</w:t>
         </w:r>
       </w:hyperlink>
+      <w:r>
+        <w:rPr>
+          <w:sz w:val="20"/>
+        </w:rPr>
+      </w:r>
     </w:p>
     <w:p>
       <w:pPr>
-        <w:keepLines/>
-        <w:spacing w:after="80" w:line="300" w:lineRule="auto"/>
-        <w:numPr>
-          <w:ilvl w:val="0"/>
-          <w:numId w:val="12"/>
-        </w:numPr>
+        <w:pStyle w:val="Heading2"/>
+        <w:widowControl/>
       </w:pPr>
       <w:r>
-        <w:t xml:space="preserve">Our World in Data. «Fertilizers». </w:t>
+        <w:rPr>
+          <w:sz w:val="20"/>
+        </w:rPr>
+        <w:t>Онлайн-лекции и образовательные циклы</w:t>
       </w:r>
+    </w:p>
+    <w:p>
+      <w:pPr>
+        <w:widowControl/>
+      </w:pPr>
       <w:r>
-        <w:t xml:space="preserve"> </w:t>
+        <w:rPr>
+          <w:sz w:val="20"/>
+        </w:rPr>
+        <w:t xml:space="preserve">1. PBS American Experience. 'The Man Who Tried to Feed the World' (Norman Borlaug / Green Revolution context). </w:t>
       </w:r>
       <w:hyperlink r:id="rId12">
         <w:r>
           <w:rPr>
-            <w:color w:val="0563C1"/>
-            <w:u w:val="single"/>
+            <w:sz w:val="20"/>
           </w:rPr>
-          <w:t>https://ourworldindata.org/fertilizers</w:t>
+          <w:t>https://www.pbs.org/wgbh/americanexperience/films/man-who-tried-to-feed-the-world/</w:t>
         </w:r>
       </w:hyperlink>
+      <w:r>
+        <w:rPr>
+          <w:sz w:val="20"/>
+        </w:rPr>
+      </w:r>
     </w:p>
     <w:p>
       <w:pPr>
-        <w:keepLines/>
-        <w:spacing w:after="80" w:line="300" w:lineRule="auto"/>
-        <w:numPr>
-          <w:ilvl w:val="0"/>
-          <w:numId w:val="12"/>
-        </w:numPr>
+        <w:pStyle w:val="Heading2"/>
+        <w:widowControl/>
       </w:pPr>
       <w:r>
-        <w:t xml:space="preserve">Нобелевская премия. Химия, 1918 год (Фриц Габер). </w:t>
+        <w:rPr>
+          <w:sz w:val="20"/>
+        </w:rPr>
+        <w:t>Профессиональные общества и организации по стандартизации</w:t>
       </w:r>
+    </w:p>
+    <w:p>
+      <w:pPr>
+        <w:widowControl/>
+      </w:pPr>
       <w:r>
-        <w:t xml:space="preserve"> </w:t>
+        <w:rPr>
+          <w:sz w:val="20"/>
+        </w:rPr>
+        <w:t xml:space="preserve">1. Royal Society of Chemistry. 'The Haber process' (education resource). </w:t>
       </w:r>
       <w:hyperlink r:id="rId13">
         <w:r>
           <w:rPr>
-            <w:color w:val="0563C1"/>
-            <w:u w:val="single"/>
-          </w:rPr>
-          <w:t>https://www.nobelprize.org/prizes/chemistry/1918/summary/</w:t>
-        </w:r>
-      </w:hyperlink>
-    </w:p>
-    <w:p>
-      <w:pPr>
-        <w:pStyle w:val="Heading2"/>
-      </w:pPr>
-      <w:r>
-        <w:t>F. Онлайн-лекции и образовательные циклы</w:t>
-      </w:r>
-    </w:p>
-    <w:p>
-      <w:pPr>
-        <w:keepLines/>
-        <w:spacing w:after="80" w:line="300" w:lineRule="auto"/>
-        <w:numPr>
-          <w:ilvl w:val="0"/>
-          <w:numId w:val="13"/>
-        </w:numPr>
-      </w:pPr>
-      <w:r>
-        <w:t xml:space="preserve">PBS American Experience. «The Man Who Tried to Feed the World» (Норман Борлоуг и контекст Зелёной революции). </w:t>
-      </w:r>
-      <w:r>
-        <w:t xml:space="preserve"> </w:t>
-      </w:r>
-      <w:hyperlink r:id="rId14">
-        <w:r>
-          <w:rPr>
-            <w:color w:val="0563C1"/>
-            <w:u w:val="single"/>
-          </w:rPr>
-          <w:t>https://www.pbs.org/wgbh/americanexperience/films/man-who-tried-to-feed-the-world/</w:t>
-        </w:r>
-      </w:hyperlink>
-    </w:p>
-    <w:p>
-      <w:pPr>
-        <w:pStyle w:val="Heading2"/>
-      </w:pPr>
-      <w:r>
-        <w:t>H. Профессиональные общества и органы стандартизации</w:t>
-      </w:r>
-    </w:p>
-    <w:p>
-      <w:pPr>
-        <w:keepLines/>
-        <w:spacing w:after="80" w:line="300" w:lineRule="auto"/>
-        <w:numPr>
-          <w:ilvl w:val="0"/>
-          <w:numId w:val="14"/>
-        </w:numPr>
-      </w:pPr>
-      <w:r>
-        <w:t xml:space="preserve">Королевское химическое общество. «The Haber process» (образовательный материал). </w:t>
-      </w:r>
-      <w:r>
-        <w:t xml:space="preserve"> </w:t>
-      </w:r>
-      <w:hyperlink r:id="rId15">
-        <w:r>
-          <w:rPr>
-            <w:color w:val="0563C1"/>
-            <w:u w:val="single"/>
+            <w:sz w:val="20"/>
           </w:rPr>
           <w:t>https://edu.rsc.org/resources/the-haber-process/2213.article</w:t>
         </w:r>
       </w:hyperlink>
+      <w:r>
+        <w:rPr>
+          <w:sz w:val="20"/>
+        </w:rPr>
+      </w:r>
     </w:p>
     <w:sectPr>
-      <w:headerReference w:type="default" r:id="rId9"/>
-      <w:footerReference w:type="default" r:id="rId10"/>
-      <w:pgSz w:w="12240" w:h="15840"/>
-      <w:pgMar w:top="1440" w:right="1440" w:bottom="1440" w:left="1440" w:header="708" w:footer="708" w:gutter="0"/>
+      <w:footerReference w:type="default" r:id="rId14"/>
+      <w:pgSz w:w="11906" w:h="16838"/>
+      <w:pgMar w:top="1020" w:right="1134" w:bottom="1020" w:left="1134" w:header="720" w:footer="720" w:gutter="0"/>
       <w:cols w:space="720"/>
       <w:docGrid w:linePitch="360"/>
     </w:sectPr>
@@ -470,60 +403,11 @@
   <w:p>
     <w:pPr>
       <w:pStyle w:val="Footer"/>
-      <w:spacing w:before="0" w:after="0"/>
       <w:jc w:val="right"/>
     </w:pPr>
-    <w:r>
-      <w:rPr>
-        <w:rFonts w:ascii="Calibri" w:hAnsi="Calibri" w:cs="Calibri"/>
-        <w:color w:val="666666"/>
-        <w:sz w:val="18"/>
-      </w:rPr>
-      <w:t xml:space="preserve">Страница </w:t>
-    </w:r>
-    <w:r>
-      <w:rPr>
-        <w:rFonts w:ascii="Calibri" w:hAnsi="Calibri" w:cs="Calibri"/>
-        <w:color w:val="666666"/>
-        <w:sz w:val="18"/>
-      </w:rPr>
-      <w:fldChar w:fldCharType="begin"/>
-      <w:instrText xml:space="preserve"> PAGE </w:instrText>
-      <w:fldChar w:fldCharType="separate"/>
-      <w:t>1</w:t>
-      <w:fldChar w:fldCharType="end"/>
-    </w:r>
+    <w:fldSimple w:instr="PAGE"/>
   </w:p>
 </w:ftr>
-</file>
-
-<file path=word/header1.xml><?xml version="1.0" encoding="utf-8"?>
-<w:hdr xmlns:m="http://schemas.openxmlformats.org/officeDocument/2006/math" xmlns:mc="http://schemas.openxmlformats.org/markup-compatibility/2006" xmlns:mo="http://schemas.microsoft.com/office/mac/office/2008/main" xmlns:mv="urn:schemas-microsoft-com:mac:vml" xmlns:o="urn:schemas-microsoft-com:office:office" xmlns:r="http://schemas.openxmlformats.org/officeDocument/2006/relationships" xmlns:v="urn:schemas-microsoft-com:vml" xmlns:w10="urn:schemas-microsoft-com:office:word" xmlns:w14="http://schemas.microsoft.com/office/word/2010/wordml" xmlns:w="http://schemas.openxmlformats.org/wordprocessingml/2006/main" xmlns:wne="http://schemas.microsoft.com/office/word/2006/wordml" xmlns:wp14="http://schemas.microsoft.com/office/word/2010/wordprocessingDrawing" xmlns:wp="http://schemas.openxmlformats.org/drawingml/2006/wordprocessingDrawing" xmlns:wpc="http://schemas.microsoft.com/office/word/2010/wordprocessingCanvas" xmlns:wpg="http://schemas.microsoft.com/office/word/2010/wordprocessingGroup" xmlns:wpi="http://schemas.microsoft.com/office/word/2010/wordprocessingInk" xmlns:wps="http://schemas.microsoft.com/office/word/2010/wordprocessingShape" mc:Ignorable="w14 wp14">
-  <w:p>
-    <w:pPr>
-      <w:pStyle w:val="Header"/>
-      <w:spacing w:after="0"/>
-      <w:jc w:val="left"/>
-    </w:pPr>
-    <w:r>
-      <w:rPr>
-        <w:rFonts w:ascii="Calibri" w:hAnsi="Calibri" w:cs="Calibri"/>
-        <w:b/>
-        <w:color w:val="666666"/>
-        <w:sz w:val="18"/>
-      </w:rPr>
-      <w:t>Открытия и изобретения</w:t>
-    </w:r>
-    <w:r>
-      <w:rPr>
-        <w:rFonts w:ascii="Calibri" w:hAnsi="Calibri" w:cs="Calibri"/>
-        <w:color w:val="666666"/>
-        <w:sz w:val="18"/>
-      </w:rPr>
-      <w:t xml:space="preserve">    |    5. Физика, химия и материалы</w:t>
-    </w:r>
-  </w:p>
-</w:hdr>
 </file>
 
 <file path=word/numbering.xml><?xml version="1.0" encoding="utf-8"?>
@@ -726,96 +610,6 @@
   <w:num w:numId="9">
     <w:abstractNumId w:val="0"/>
   </w:num>
-  <w:abstractNum w:abstractNumId="9">
-    <w:multiLevelType w:val="singleLevel"/>
-    <w:lvl w:ilvl="0">
-      <w:start w:val="1"/>
-      <w:numFmt w:val="bullet"/>
-      <w:lvlText w:val="•"/>
-      <w:lvlJc w:val="left"/>
-      <w:pPr>
-        <w:tabs>
-          <w:tab w:val="num" w:pos="540"/>
-        </w:tabs>
-        <w:ind w:left="540" w:hanging="270"/>
-      </w:pPr>
-    </w:lvl>
-  </w:abstractNum>
-  <w:num w:numId="10">
-    <w:abstractNumId w:val="9"/>
-  </w:num>
-  <w:abstractNum w:abstractNumId="10">
-    <w:multiLevelType w:val="singleLevel"/>
-    <w:lvl w:ilvl="0">
-      <w:start w:val="1"/>
-      <w:numFmt w:val="decimal"/>
-      <w:lvlText w:val="%1."/>
-      <w:lvlJc w:val="left"/>
-      <w:pPr>
-        <w:tabs>
-          <w:tab w:val="num" w:pos="540"/>
-        </w:tabs>
-        <w:ind w:left="540" w:hanging="270"/>
-      </w:pPr>
-    </w:lvl>
-  </w:abstractNum>
-  <w:num w:numId="11">
-    <w:abstractNumId w:val="10"/>
-  </w:num>
-  <w:abstractNum w:abstractNumId="11">
-    <w:multiLevelType w:val="singleLevel"/>
-    <w:lvl w:ilvl="0">
-      <w:start w:val="1"/>
-      <w:numFmt w:val="decimal"/>
-      <w:lvlText w:val="%1."/>
-      <w:lvlJc w:val="left"/>
-      <w:pPr>
-        <w:tabs>
-          <w:tab w:val="num" w:pos="540"/>
-        </w:tabs>
-        <w:ind w:left="540" w:hanging="270"/>
-      </w:pPr>
-    </w:lvl>
-  </w:abstractNum>
-  <w:num w:numId="12">
-    <w:abstractNumId w:val="11"/>
-  </w:num>
-  <w:abstractNum w:abstractNumId="12">
-    <w:multiLevelType w:val="singleLevel"/>
-    <w:lvl w:ilvl="0">
-      <w:start w:val="1"/>
-      <w:numFmt w:val="decimal"/>
-      <w:lvlText w:val="%1."/>
-      <w:lvlJc w:val="left"/>
-      <w:pPr>
-        <w:tabs>
-          <w:tab w:val="num" w:pos="540"/>
-        </w:tabs>
-        <w:ind w:left="540" w:hanging="270"/>
-      </w:pPr>
-    </w:lvl>
-  </w:abstractNum>
-  <w:num w:numId="13">
-    <w:abstractNumId w:val="12"/>
-  </w:num>
-  <w:abstractNum w:abstractNumId="13">
-    <w:multiLevelType w:val="singleLevel"/>
-    <w:lvl w:ilvl="0">
-      <w:start w:val="1"/>
-      <w:numFmt w:val="decimal"/>
-      <w:lvlText w:val="%1."/>
-      <w:lvlJc w:val="left"/>
-      <w:pPr>
-        <w:tabs>
-          <w:tab w:val="num" w:pos="540"/>
-        </w:tabs>
-        <w:ind w:left="540" w:hanging="270"/>
-      </w:pPr>
-    </w:lvl>
-  </w:abstractNum>
-  <w:num w:numId="14">
-    <w:abstractNumId w:val="13"/>
-  </w:num>
 </w:numbering>
 </file>
 
@@ -824,7 +618,7 @@
   <w:docDefaults>
     <w:rPrDefault>
       <w:rPr>
-        <w:rFonts w:asciiTheme="minorHAnsi" w:eastAsiaTheme="minorEastAsia" w:hAnsiTheme="minorHAnsi" w:cstheme="minorBidi"/>
+        <w:rFonts/>
         <w:sz w:val="22"/>
         <w:szCs w:val="22"/>
         <w:lang w:val="en-US" w:eastAsia="en-US" w:bidi="ar-SA"/>
@@ -980,12 +774,13 @@
     <w:qFormat/>
     <w:rsid w:val="00FC693F"/>
     <w:pPr>
-      <w:widowControl/>
-      <w:spacing w:before="0" w:after="120" w:line="300" w:lineRule="auto"/>
+      <w:spacing w:after="120" w:line="259" w:lineRule="auto"/>
     </w:pPr>
     <w:rPr>
-      <w:rFonts w:ascii="Calibri" w:hAnsi="Calibri" w:cs="Calibri"/>
-      <w:sz w:val="22"/>
+      <w:rFonts w:ascii="Times New Roman" w:hAnsi="Times New Roman"/>
+      <w:color w:val="000000"/>
+      <w:sz w:val="24"/>
+      <w:lang w:val="ru-RU"/>
     </w:rPr>
   </w:style>
   <w:style w:type="paragraph" w:styleId="Header">
@@ -1043,16 +838,17 @@
     <w:pPr>
       <w:keepNext/>
       <w:keepLines/>
-      <w:spacing w:before="360" w:after="200"/>
+      <w:spacing w:before="480" w:after="120" w:line="259" w:lineRule="auto"/>
       <w:outlineLvl w:val="0"/>
     </w:pPr>
     <w:rPr>
-      <w:rFonts w:asciiTheme="majorHAnsi" w:eastAsiaTheme="majorEastAsia" w:hAnsiTheme="majorHAnsi" w:cstheme="majorBidi" w:ascii="Calibri" w:hAnsi="Calibri" w:cs="Calibri"/>
+      <w:rFonts w:ascii="Times New Roman" w:hAnsi="Times New Roman"/>
       <w:b/>
       <w:bCs/>
-      <w:color w:val="2E74B5"/>
-      <w:sz w:val="32"/>
+      <w:color w:val="000000"/>
+      <w:sz w:val="26"/>
       <w:szCs w:val="28"/>
+      <w:lang w:val="ru-RU"/>
     </w:rPr>
   </w:style>
   <w:style w:type="paragraph" w:styleId="Heading2">
@@ -1067,16 +863,17 @@
     <w:pPr>
       <w:keepNext/>
       <w:keepLines/>
-      <w:spacing w:before="280" w:after="140"/>
+      <w:spacing w:before="200" w:after="120" w:line="259" w:lineRule="auto"/>
       <w:outlineLvl w:val="1"/>
     </w:pPr>
     <w:rPr>
-      <w:rFonts w:asciiTheme="majorHAnsi" w:eastAsiaTheme="majorEastAsia" w:hAnsiTheme="majorHAnsi" w:cstheme="majorBidi" w:ascii="Calibri" w:hAnsi="Calibri" w:cs="Calibri"/>
+      <w:rFonts w:ascii="Times New Roman" w:hAnsi="Times New Roman"/>
       <w:b/>
       <w:bCs/>
-      <w:color w:val="2E74B5"/>
+      <w:color w:val="000000"/>
       <w:sz w:val="26"/>
       <w:szCs w:val="26"/>
+      <w:lang w:val="ru-RU"/>
     </w:rPr>
   </w:style>
   <w:style w:type="paragraph" w:styleId="Heading3">
@@ -1091,15 +888,14 @@
     <w:pPr>
       <w:keepNext/>
       <w:keepLines/>
-      <w:spacing w:before="200" w:after="100"/>
+      <w:spacing w:before="200" w:after="0"/>
       <w:outlineLvl w:val="2"/>
     </w:pPr>
     <w:rPr>
-      <w:rFonts w:asciiTheme="majorHAnsi" w:eastAsiaTheme="majorEastAsia" w:hAnsiTheme="majorHAnsi" w:cstheme="majorBidi" w:ascii="Calibri" w:hAnsi="Calibri" w:cs="Calibri"/>
+      <w:rFonts/>
       <w:b/>
       <w:bCs/>
-      <w:color w:val="1F4D78"/>
-      <w:sz w:val="24"/>
+      <w:color w:val="4F81BD" w:themeColor="accent1"/>
     </w:rPr>
   </w:style>
   <w:style w:type="paragraph" w:styleId="Heading4">
@@ -1119,7 +915,7 @@
       <w:outlineLvl w:val="3"/>
     </w:pPr>
     <w:rPr>
-      <w:rFonts w:asciiTheme="majorHAnsi" w:eastAsiaTheme="majorEastAsia" w:hAnsiTheme="majorHAnsi" w:cstheme="majorBidi"/>
+      <w:rFonts/>
       <w:b/>
       <w:bCs/>
       <w:i/>
@@ -1144,7 +940,7 @@
       <w:outlineLvl w:val="4"/>
     </w:pPr>
     <w:rPr>
-      <w:rFonts w:asciiTheme="majorHAnsi" w:eastAsiaTheme="majorEastAsia" w:hAnsiTheme="majorHAnsi" w:cstheme="majorBidi"/>
+      <w:rFonts/>
       <w:color w:val="243F60" w:themeColor="accent1" w:themeShade="7F"/>
     </w:rPr>
   </w:style>
@@ -1165,7 +961,7 @@
       <w:outlineLvl w:val="5"/>
     </w:pPr>
     <w:rPr>
-      <w:rFonts w:asciiTheme="majorHAnsi" w:eastAsiaTheme="majorEastAsia" w:hAnsiTheme="majorHAnsi" w:cstheme="majorBidi"/>
+      <w:rFonts/>
       <w:i/>
       <w:iCs/>
       <w:color w:val="243F60" w:themeColor="accent1" w:themeShade="7F"/>
@@ -1188,7 +984,7 @@
       <w:outlineLvl w:val="6"/>
     </w:pPr>
     <w:rPr>
-      <w:rFonts w:asciiTheme="majorHAnsi" w:eastAsiaTheme="majorEastAsia" w:hAnsiTheme="majorHAnsi" w:cstheme="majorBidi"/>
+      <w:rFonts/>
       <w:i/>
       <w:iCs/>
       <w:color w:val="404040" w:themeColor="text1" w:themeTint="BF"/>
@@ -1211,7 +1007,7 @@
       <w:outlineLvl w:val="7"/>
     </w:pPr>
     <w:rPr>
-      <w:rFonts w:asciiTheme="majorHAnsi" w:eastAsiaTheme="majorEastAsia" w:hAnsiTheme="majorHAnsi" w:cstheme="majorBidi"/>
+      <w:rFonts/>
       <w:color w:val="4F81BD" w:themeColor="accent1"/>
       <w:sz w:val="20"/>
       <w:szCs w:val="20"/>
@@ -1234,7 +1030,7 @@
       <w:outlineLvl w:val="8"/>
     </w:pPr>
     <w:rPr>
-      <w:rFonts w:asciiTheme="majorHAnsi" w:eastAsiaTheme="majorEastAsia" w:hAnsiTheme="majorHAnsi" w:cstheme="majorBidi"/>
+      <w:rFonts/>
       <w:i/>
       <w:iCs/>
       <w:color w:val="404040" w:themeColor="text1" w:themeTint="BF"/>
@@ -1285,7 +1081,7 @@
     <w:uiPriority w:val="9"/>
     <w:rsid w:val="00FC693F"/>
     <w:rPr>
-      <w:rFonts w:asciiTheme="majorHAnsi" w:eastAsiaTheme="majorEastAsia" w:hAnsiTheme="majorHAnsi" w:cstheme="majorBidi"/>
+      <w:rFonts/>
       <w:b/>
       <w:bCs/>
       <w:color w:val="365F91" w:themeColor="accent1" w:themeShade="BF"/>
@@ -1300,7 +1096,7 @@
     <w:uiPriority w:val="9"/>
     <w:rsid w:val="00FC693F"/>
     <w:rPr>
-      <w:rFonts w:asciiTheme="majorHAnsi" w:eastAsiaTheme="majorEastAsia" w:hAnsiTheme="majorHAnsi" w:cstheme="majorBidi"/>
+      <w:rFonts/>
       <w:b/>
       <w:bCs/>
       <w:color w:val="4F81BD" w:themeColor="accent1"/>
@@ -1315,7 +1111,7 @@
     <w:uiPriority w:val="9"/>
     <w:rsid w:val="00FC693F"/>
     <w:rPr>
-      <w:rFonts w:asciiTheme="majorHAnsi" w:eastAsiaTheme="majorEastAsia" w:hAnsiTheme="majorHAnsi" w:cstheme="majorBidi"/>
+      <w:rFonts/>
       <w:b/>
       <w:bCs/>
       <w:color w:val="4F81BD" w:themeColor="accent1"/>
@@ -1330,19 +1126,17 @@
     <w:qFormat/>
     <w:rsid w:val="00FC693F"/>
     <w:pPr>
-      <w:pBdr>
-        <w:bottom w:val="single" w:sz="8" w:space="4" w:color="4F81BD" w:themeColor="accent1"/>
-      </w:pBdr>
-      <w:spacing w:after="300" w:line="240" w:lineRule="auto"/>
+      <w:spacing w:after="120" w:line="259" w:lineRule="auto"/>
       <w:contextualSpacing/>
     </w:pPr>
     <w:rPr>
-      <w:rFonts w:asciiTheme="majorHAnsi" w:eastAsiaTheme="majorEastAsia" w:hAnsiTheme="majorHAnsi" w:cstheme="majorBidi"/>
-      <w:color w:val="17365D" w:themeColor="text2" w:themeShade="BF"/>
+      <w:rFonts w:ascii="Times New Roman" w:hAnsi="Times New Roman"/>
+      <w:color w:val="000000"/>
       <w:spacing w:val="5"/>
       <w:kern w:val="28"/>
-      <w:sz w:val="52"/>
+      <w:sz w:val="40"/>
       <w:szCs w:val="52"/>
+      <w:lang w:val="ru-RU"/>
     </w:rPr>
   </w:style>
   <w:style w:type="character" w:customStyle="1" w:styleId="TitleChar">
@@ -1352,7 +1146,7 @@
     <w:uiPriority w:val="10"/>
     <w:rsid w:val="00FC693F"/>
     <w:rPr>
-      <w:rFonts w:asciiTheme="majorHAnsi" w:eastAsiaTheme="majorEastAsia" w:hAnsiTheme="majorHAnsi" w:cstheme="majorBidi"/>
+      <w:rFonts/>
       <w:color w:val="17365D" w:themeColor="text2" w:themeShade="BF"/>
       <w:spacing w:val="5"/>
       <w:kern w:val="28"/>
@@ -1374,7 +1168,7 @@
       </w:numPr>
     </w:pPr>
     <w:rPr>
-      <w:rFonts w:asciiTheme="majorHAnsi" w:eastAsiaTheme="majorEastAsia" w:hAnsiTheme="majorHAnsi" w:cstheme="majorBidi"/>
+      <w:rFonts/>
       <w:i/>
       <w:iCs/>
       <w:color w:val="4F81BD" w:themeColor="accent1"/>
@@ -1390,7 +1184,7 @@
     <w:uiPriority w:val="11"/>
     <w:rsid w:val="00FC693F"/>
     <w:rPr>
-      <w:rFonts w:asciiTheme="majorHAnsi" w:eastAsiaTheme="majorEastAsia" w:hAnsiTheme="majorHAnsi" w:cstheme="majorBidi"/>
+      <w:rFonts/>
       <w:i/>
       <w:iCs/>
       <w:color w:val="4F81BD" w:themeColor="accent1"/>
@@ -1515,8 +1309,15 @@
       <w:numPr>
         <w:numId w:val="1"/>
       </w:numPr>
+      <w:spacing w:after="120" w:line="259" w:lineRule="auto"/>
       <w:contextualSpacing/>
     </w:pPr>
+    <w:rPr>
+      <w:rFonts w:ascii="Times New Roman" w:hAnsi="Times New Roman"/>
+      <w:color w:val="000000"/>
+      <w:sz w:val="24"/>
+      <w:lang w:val="ru-RU"/>
+    </w:rPr>
   </w:style>
   <w:style w:type="paragraph" w:styleId="ListBullet2">
     <w:name w:val="List Bullet 2"/>
@@ -1688,7 +1489,7 @@
     <w:semiHidden/>
     <w:rsid w:val="00FC693F"/>
     <w:rPr>
-      <w:rFonts w:asciiTheme="majorHAnsi" w:eastAsiaTheme="majorEastAsia" w:hAnsiTheme="majorHAnsi" w:cstheme="majorBidi"/>
+      <w:rFonts/>
       <w:b/>
       <w:bCs/>
       <w:i/>
@@ -1704,7 +1505,7 @@
     <w:semiHidden/>
     <w:rsid w:val="00FC693F"/>
     <w:rPr>
-      <w:rFonts w:asciiTheme="majorHAnsi" w:eastAsiaTheme="majorEastAsia" w:hAnsiTheme="majorHAnsi" w:cstheme="majorBidi"/>
+      <w:rFonts/>
       <w:color w:val="243F60" w:themeColor="accent1" w:themeShade="7F"/>
     </w:rPr>
   </w:style>
@@ -1716,7 +1517,7 @@
     <w:semiHidden/>
     <w:rsid w:val="00FC693F"/>
     <w:rPr>
-      <w:rFonts w:asciiTheme="majorHAnsi" w:eastAsiaTheme="majorEastAsia" w:hAnsiTheme="majorHAnsi" w:cstheme="majorBidi"/>
+      <w:rFonts/>
       <w:i/>
       <w:iCs/>
       <w:color w:val="243F60" w:themeColor="accent1" w:themeShade="7F"/>
@@ -1730,7 +1531,7 @@
     <w:semiHidden/>
     <w:rsid w:val="00FC693F"/>
     <w:rPr>
-      <w:rFonts w:asciiTheme="majorHAnsi" w:eastAsiaTheme="majorEastAsia" w:hAnsiTheme="majorHAnsi" w:cstheme="majorBidi"/>
+      <w:rFonts/>
       <w:i/>
       <w:iCs/>
       <w:color w:val="404040" w:themeColor="text1" w:themeTint="BF"/>
@@ -1744,7 +1545,7 @@
     <w:semiHidden/>
     <w:rsid w:val="00FC693F"/>
     <w:rPr>
-      <w:rFonts w:asciiTheme="majorHAnsi" w:eastAsiaTheme="majorEastAsia" w:hAnsiTheme="majorHAnsi" w:cstheme="majorBidi"/>
+      <w:rFonts/>
       <w:color w:val="4F81BD" w:themeColor="accent1"/>
       <w:sz w:val="20"/>
       <w:szCs w:val="20"/>
@@ -1758,7 +1559,7 @@
     <w:semiHidden/>
     <w:rsid w:val="00FC693F"/>
     <w:rPr>
-      <w:rFonts w:asciiTheme="majorHAnsi" w:eastAsiaTheme="majorEastAsia" w:hAnsiTheme="majorHAnsi" w:cstheme="majorBidi"/>
+      <w:rFonts/>
       <w:i/>
       <w:iCs/>
       <w:color w:val="404040" w:themeColor="text1" w:themeTint="BF"/>
@@ -1817,9 +1618,6 @@
     <w:qFormat/>
     <w:rsid w:val="00FC693F"/>
     <w:pPr>
-      <w:pBdr>
-        <w:bottom w:val="single" w:sz="4" w:space="4" w:color="4F81BD" w:themeColor="accent1"/>
-      </w:pBdr>
       <w:spacing w:before="200" w:after="280"/>
       <w:ind w:left="936" w:right="936"/>
     </w:pPr>
@@ -3347,7 +3145,7 @@
         <w:spacing w:before="0" w:after="0" w:line="240" w:lineRule="auto"/>
       </w:pPr>
       <w:rPr>
-        <w:rFonts w:asciiTheme="majorHAnsi" w:eastAsiaTheme="majorEastAsia" w:hAnsiTheme="majorHAnsi" w:cstheme="majorBidi"/>
+        <w:rFonts/>
         <w:b/>
         <w:bCs/>
       </w:rPr>
@@ -3368,7 +3166,7 @@
         <w:spacing w:before="0" w:after="0" w:line="240" w:lineRule="auto"/>
       </w:pPr>
       <w:rPr>
-        <w:rFonts w:asciiTheme="majorHAnsi" w:eastAsiaTheme="majorEastAsia" w:hAnsiTheme="majorHAnsi" w:cstheme="majorBidi"/>
+        <w:rFonts/>
         <w:b/>
         <w:bCs/>
       </w:rPr>
@@ -3386,14 +3184,14 @@
     </w:tblStylePr>
     <w:tblStylePr w:type="firstCol">
       <w:rPr>
-        <w:rFonts w:asciiTheme="majorHAnsi" w:eastAsiaTheme="majorEastAsia" w:hAnsiTheme="majorHAnsi" w:cstheme="majorBidi"/>
+        <w:rFonts/>
         <w:b/>
         <w:bCs/>
       </w:rPr>
     </w:tblStylePr>
     <w:tblStylePr w:type="lastCol">
       <w:rPr>
-        <w:rFonts w:asciiTheme="majorHAnsi" w:eastAsiaTheme="majorEastAsia" w:hAnsiTheme="majorHAnsi" w:cstheme="majorBidi"/>
+        <w:rFonts/>
         <w:b/>
         <w:bCs/>
       </w:rPr>
@@ -3477,7 +3275,7 @@
         <w:spacing w:before="0" w:after="0" w:line="240" w:lineRule="auto"/>
       </w:pPr>
       <w:rPr>
-        <w:rFonts w:asciiTheme="majorHAnsi" w:eastAsiaTheme="majorEastAsia" w:hAnsiTheme="majorHAnsi" w:cstheme="majorBidi"/>
+        <w:rFonts/>
         <w:b/>
         <w:bCs/>
       </w:rPr>
@@ -3498,7 +3296,7 @@
         <w:spacing w:before="0" w:after="0" w:line="240" w:lineRule="auto"/>
       </w:pPr>
       <w:rPr>
-        <w:rFonts w:asciiTheme="majorHAnsi" w:eastAsiaTheme="majorEastAsia" w:hAnsiTheme="majorHAnsi" w:cstheme="majorBidi"/>
+        <w:rFonts/>
         <w:b/>
         <w:bCs/>
       </w:rPr>
@@ -3516,14 +3314,14 @@
     </w:tblStylePr>
     <w:tblStylePr w:type="firstCol">
       <w:rPr>
-        <w:rFonts w:asciiTheme="majorHAnsi" w:eastAsiaTheme="majorEastAsia" w:hAnsiTheme="majorHAnsi" w:cstheme="majorBidi"/>
+        <w:rFonts/>
         <w:b/>
         <w:bCs/>
       </w:rPr>
     </w:tblStylePr>
     <w:tblStylePr w:type="lastCol">
       <w:rPr>
-        <w:rFonts w:asciiTheme="majorHAnsi" w:eastAsiaTheme="majorEastAsia" w:hAnsiTheme="majorHAnsi" w:cstheme="majorBidi"/>
+        <w:rFonts/>
         <w:b/>
         <w:bCs/>
       </w:rPr>
@@ -3607,7 +3405,7 @@
         <w:spacing w:before="0" w:after="0" w:line="240" w:lineRule="auto"/>
       </w:pPr>
       <w:rPr>
-        <w:rFonts w:asciiTheme="majorHAnsi" w:eastAsiaTheme="majorEastAsia" w:hAnsiTheme="majorHAnsi" w:cstheme="majorBidi"/>
+        <w:rFonts/>
         <w:b/>
         <w:bCs/>
       </w:rPr>
@@ -3628,7 +3426,7 @@
         <w:spacing w:before="0" w:after="0" w:line="240" w:lineRule="auto"/>
       </w:pPr>
       <w:rPr>
-        <w:rFonts w:asciiTheme="majorHAnsi" w:eastAsiaTheme="majorEastAsia" w:hAnsiTheme="majorHAnsi" w:cstheme="majorBidi"/>
+        <w:rFonts/>
         <w:b/>
         <w:bCs/>
       </w:rPr>
@@ -3646,14 +3444,14 @@
     </w:tblStylePr>
     <w:tblStylePr w:type="firstCol">
       <w:rPr>
-        <w:rFonts w:asciiTheme="majorHAnsi" w:eastAsiaTheme="majorEastAsia" w:hAnsiTheme="majorHAnsi" w:cstheme="majorBidi"/>
+        <w:rFonts/>
         <w:b/>
         <w:bCs/>
       </w:rPr>
     </w:tblStylePr>
     <w:tblStylePr w:type="lastCol">
       <w:rPr>
-        <w:rFonts w:asciiTheme="majorHAnsi" w:eastAsiaTheme="majorEastAsia" w:hAnsiTheme="majorHAnsi" w:cstheme="majorBidi"/>
+        <w:rFonts/>
         <w:b/>
         <w:bCs/>
       </w:rPr>
@@ -3737,7 +3535,7 @@
         <w:spacing w:before="0" w:after="0" w:line="240" w:lineRule="auto"/>
       </w:pPr>
       <w:rPr>
-        <w:rFonts w:asciiTheme="majorHAnsi" w:eastAsiaTheme="majorEastAsia" w:hAnsiTheme="majorHAnsi" w:cstheme="majorBidi"/>
+        <w:rFonts/>
         <w:b/>
         <w:bCs/>
       </w:rPr>
@@ -3758,7 +3556,7 @@
         <w:spacing w:before="0" w:after="0" w:line="240" w:lineRule="auto"/>
       </w:pPr>
       <w:rPr>
-        <w:rFonts w:asciiTheme="majorHAnsi" w:eastAsiaTheme="majorEastAsia" w:hAnsiTheme="majorHAnsi" w:cstheme="majorBidi"/>
+        <w:rFonts/>
         <w:b/>
         <w:bCs/>
       </w:rPr>
@@ -3776,14 +3574,14 @@
     </w:tblStylePr>
     <w:tblStylePr w:type="firstCol">
       <w:rPr>
-        <w:rFonts w:asciiTheme="majorHAnsi" w:eastAsiaTheme="majorEastAsia" w:hAnsiTheme="majorHAnsi" w:cstheme="majorBidi"/>
+        <w:rFonts/>
         <w:b/>
         <w:bCs/>
       </w:rPr>
     </w:tblStylePr>
     <w:tblStylePr w:type="lastCol">
       <w:rPr>
-        <w:rFonts w:asciiTheme="majorHAnsi" w:eastAsiaTheme="majorEastAsia" w:hAnsiTheme="majorHAnsi" w:cstheme="majorBidi"/>
+        <w:rFonts/>
         <w:b/>
         <w:bCs/>
       </w:rPr>
@@ -3867,7 +3665,7 @@
         <w:spacing w:before="0" w:after="0" w:line="240" w:lineRule="auto"/>
       </w:pPr>
       <w:rPr>
-        <w:rFonts w:asciiTheme="majorHAnsi" w:eastAsiaTheme="majorEastAsia" w:hAnsiTheme="majorHAnsi" w:cstheme="majorBidi"/>
+        <w:rFonts/>
         <w:b/>
         <w:bCs/>
       </w:rPr>
@@ -3888,7 +3686,7 @@
         <w:spacing w:before="0" w:after="0" w:line="240" w:lineRule="auto"/>
       </w:pPr>
       <w:rPr>
-        <w:rFonts w:asciiTheme="majorHAnsi" w:eastAsiaTheme="majorEastAsia" w:hAnsiTheme="majorHAnsi" w:cstheme="majorBidi"/>
+        <w:rFonts/>
         <w:b/>
         <w:bCs/>
       </w:rPr>
@@ -3906,14 +3704,14 @@
     </w:tblStylePr>
     <w:tblStylePr w:type="firstCol">
       <w:rPr>
-        <w:rFonts w:asciiTheme="majorHAnsi" w:eastAsiaTheme="majorEastAsia" w:hAnsiTheme="majorHAnsi" w:cstheme="majorBidi"/>
+        <w:rFonts/>
         <w:b/>
         <w:bCs/>
       </w:rPr>
     </w:tblStylePr>
     <w:tblStylePr w:type="lastCol">
       <w:rPr>
-        <w:rFonts w:asciiTheme="majorHAnsi" w:eastAsiaTheme="majorEastAsia" w:hAnsiTheme="majorHAnsi" w:cstheme="majorBidi"/>
+        <w:rFonts/>
         <w:b/>
         <w:bCs/>
       </w:rPr>
@@ -3997,7 +3795,7 @@
         <w:spacing w:before="0" w:after="0" w:line="240" w:lineRule="auto"/>
       </w:pPr>
       <w:rPr>
-        <w:rFonts w:asciiTheme="majorHAnsi" w:eastAsiaTheme="majorEastAsia" w:hAnsiTheme="majorHAnsi" w:cstheme="majorBidi"/>
+        <w:rFonts/>
         <w:b/>
         <w:bCs/>
       </w:rPr>
@@ -4018,7 +3816,7 @@
         <w:spacing w:before="0" w:after="0" w:line="240" w:lineRule="auto"/>
       </w:pPr>
       <w:rPr>
-        <w:rFonts w:asciiTheme="majorHAnsi" w:eastAsiaTheme="majorEastAsia" w:hAnsiTheme="majorHAnsi" w:cstheme="majorBidi"/>
+        <w:rFonts/>
         <w:b/>
         <w:bCs/>
       </w:rPr>
@@ -4036,14 +3834,14 @@
     </w:tblStylePr>
     <w:tblStylePr w:type="firstCol">
       <w:rPr>
-        <w:rFonts w:asciiTheme="majorHAnsi" w:eastAsiaTheme="majorEastAsia" w:hAnsiTheme="majorHAnsi" w:cstheme="majorBidi"/>
+        <w:rFonts/>
         <w:b/>
         <w:bCs/>
       </w:rPr>
     </w:tblStylePr>
     <w:tblStylePr w:type="lastCol">
       <w:rPr>
-        <w:rFonts w:asciiTheme="majorHAnsi" w:eastAsiaTheme="majorEastAsia" w:hAnsiTheme="majorHAnsi" w:cstheme="majorBidi"/>
+        <w:rFonts/>
         <w:b/>
         <w:bCs/>
       </w:rPr>
@@ -4127,7 +3925,7 @@
         <w:spacing w:before="0" w:after="0" w:line="240" w:lineRule="auto"/>
       </w:pPr>
       <w:rPr>
-        <w:rFonts w:asciiTheme="majorHAnsi" w:eastAsiaTheme="majorEastAsia" w:hAnsiTheme="majorHAnsi" w:cstheme="majorBidi"/>
+        <w:rFonts/>
         <w:b/>
         <w:bCs/>
       </w:rPr>
@@ -4148,7 +3946,7 @@
         <w:spacing w:before="0" w:after="0" w:line="240" w:lineRule="auto"/>
       </w:pPr>
       <w:rPr>
-        <w:rFonts w:asciiTheme="majorHAnsi" w:eastAsiaTheme="majorEastAsia" w:hAnsiTheme="majorHAnsi" w:cstheme="majorBidi"/>
+        <w:rFonts/>
         <w:b/>
         <w:bCs/>
       </w:rPr>
@@ -4166,14 +3964,14 @@
     </w:tblStylePr>
     <w:tblStylePr w:type="firstCol">
       <w:rPr>
-        <w:rFonts w:asciiTheme="majorHAnsi" w:eastAsiaTheme="majorEastAsia" w:hAnsiTheme="majorHAnsi" w:cstheme="majorBidi"/>
+        <w:rFonts/>
         <w:b/>
         <w:bCs/>
       </w:rPr>
     </w:tblStylePr>
     <w:tblStylePr w:type="lastCol">
       <w:rPr>
-        <w:rFonts w:asciiTheme="majorHAnsi" w:eastAsiaTheme="majorEastAsia" w:hAnsiTheme="majorHAnsi" w:cstheme="majorBidi"/>
+        <w:rFonts/>
         <w:b/>
         <w:bCs/>
       </w:rPr>
@@ -6038,7 +5836,7 @@
     </w:tblPr>
     <w:tblStylePr w:type="firstRow">
       <w:rPr>
-        <w:rFonts w:asciiTheme="majorHAnsi" w:eastAsiaTheme="majorEastAsia" w:hAnsiTheme="majorHAnsi" w:cstheme="majorBidi"/>
+        <w:rFonts/>
       </w:rPr>
       <w:tblPr/>
       <w:tcPr>
@@ -6122,7 +5920,7 @@
     </w:tblPr>
     <w:tblStylePr w:type="firstRow">
       <w:rPr>
-        <w:rFonts w:asciiTheme="majorHAnsi" w:eastAsiaTheme="majorEastAsia" w:hAnsiTheme="majorHAnsi" w:cstheme="majorBidi"/>
+        <w:rFonts/>
       </w:rPr>
       <w:tblPr/>
       <w:tcPr>
@@ -6206,7 +6004,7 @@
     </w:tblPr>
     <w:tblStylePr w:type="firstRow">
       <w:rPr>
-        <w:rFonts w:asciiTheme="majorHAnsi" w:eastAsiaTheme="majorEastAsia" w:hAnsiTheme="majorHAnsi" w:cstheme="majorBidi"/>
+        <w:rFonts/>
       </w:rPr>
       <w:tblPr/>
       <w:tcPr>
@@ -6290,7 +6088,7 @@
     </w:tblPr>
     <w:tblStylePr w:type="firstRow">
       <w:rPr>
-        <w:rFonts w:asciiTheme="majorHAnsi" w:eastAsiaTheme="majorEastAsia" w:hAnsiTheme="majorHAnsi" w:cstheme="majorBidi"/>
+        <w:rFonts/>
       </w:rPr>
       <w:tblPr/>
       <w:tcPr>
@@ -6374,7 +6172,7 @@
     </w:tblPr>
     <w:tblStylePr w:type="firstRow">
       <w:rPr>
-        <w:rFonts w:asciiTheme="majorHAnsi" w:eastAsiaTheme="majorEastAsia" w:hAnsiTheme="majorHAnsi" w:cstheme="majorBidi"/>
+        <w:rFonts/>
       </w:rPr>
       <w:tblPr/>
       <w:tcPr>
@@ -6458,7 +6256,7 @@
     </w:tblPr>
     <w:tblStylePr w:type="firstRow">
       <w:rPr>
-        <w:rFonts w:asciiTheme="majorHAnsi" w:eastAsiaTheme="majorEastAsia" w:hAnsiTheme="majorHAnsi" w:cstheme="majorBidi"/>
+        <w:rFonts/>
       </w:rPr>
       <w:tblPr/>
       <w:tcPr>
@@ -6542,7 +6340,7 @@
     </w:tblPr>
     <w:tblStylePr w:type="firstRow">
       <w:rPr>
-        <w:rFonts w:asciiTheme="majorHAnsi" w:eastAsiaTheme="majorEastAsia" w:hAnsiTheme="majorHAnsi" w:cstheme="majorBidi"/>
+        <w:rFonts/>
       </w:rPr>
       <w:tblPr/>
       <w:tcPr>
@@ -6607,7 +6405,7 @@
       <w:spacing w:after="0" w:line="240" w:lineRule="auto"/>
     </w:pPr>
     <w:rPr>
-      <w:rFonts w:asciiTheme="majorHAnsi" w:eastAsiaTheme="majorEastAsia" w:hAnsiTheme="majorHAnsi" w:cstheme="majorBidi"/>
+      <w:rFonts/>
       <w:color w:val="000000" w:themeColor="text1"/>
     </w:rPr>
     <w:tblPr>
@@ -6735,7 +6533,7 @@
       <w:spacing w:after="0" w:line="240" w:lineRule="auto"/>
     </w:pPr>
     <w:rPr>
-      <w:rFonts w:asciiTheme="majorHAnsi" w:eastAsiaTheme="majorEastAsia" w:hAnsiTheme="majorHAnsi" w:cstheme="majorBidi"/>
+      <w:rFonts/>
       <w:color w:val="000000" w:themeColor="text1"/>
     </w:rPr>
     <w:tblPr>
@@ -6863,7 +6661,7 @@
       <w:spacing w:after="0" w:line="240" w:lineRule="auto"/>
     </w:pPr>
     <w:rPr>
-      <w:rFonts w:asciiTheme="majorHAnsi" w:eastAsiaTheme="majorEastAsia" w:hAnsiTheme="majorHAnsi" w:cstheme="majorBidi"/>
+      <w:rFonts/>
       <w:color w:val="000000" w:themeColor="text1"/>
     </w:rPr>
     <w:tblPr>
@@ -6991,7 +6789,7 @@
       <w:spacing w:after="0" w:line="240" w:lineRule="auto"/>
     </w:pPr>
     <w:rPr>
-      <w:rFonts w:asciiTheme="majorHAnsi" w:eastAsiaTheme="majorEastAsia" w:hAnsiTheme="majorHAnsi" w:cstheme="majorBidi"/>
+      <w:rFonts/>
       <w:color w:val="000000" w:themeColor="text1"/>
     </w:rPr>
     <w:tblPr>
@@ -7119,7 +6917,7 @@
       <w:spacing w:after="0" w:line="240" w:lineRule="auto"/>
     </w:pPr>
     <w:rPr>
-      <w:rFonts w:asciiTheme="majorHAnsi" w:eastAsiaTheme="majorEastAsia" w:hAnsiTheme="majorHAnsi" w:cstheme="majorBidi"/>
+      <w:rFonts/>
       <w:color w:val="000000" w:themeColor="text1"/>
     </w:rPr>
     <w:tblPr>
@@ -7247,7 +7045,7 @@
       <w:spacing w:after="0" w:line="240" w:lineRule="auto"/>
     </w:pPr>
     <w:rPr>
-      <w:rFonts w:asciiTheme="majorHAnsi" w:eastAsiaTheme="majorEastAsia" w:hAnsiTheme="majorHAnsi" w:cstheme="majorBidi"/>
+      <w:rFonts/>
       <w:color w:val="000000" w:themeColor="text1"/>
     </w:rPr>
     <w:tblPr>
@@ -7375,7 +7173,7 @@
       <w:spacing w:after="0" w:line="240" w:lineRule="auto"/>
     </w:pPr>
     <w:rPr>
-      <w:rFonts w:asciiTheme="majorHAnsi" w:eastAsiaTheme="majorEastAsia" w:hAnsiTheme="majorHAnsi" w:cstheme="majorBidi"/>
+      <w:rFonts/>
       <w:color w:val="000000" w:themeColor="text1"/>
     </w:rPr>
     <w:tblPr>
@@ -8014,7 +7812,7 @@
       <w:spacing w:after="0" w:line="240" w:lineRule="auto"/>
     </w:pPr>
     <w:rPr>
-      <w:rFonts w:asciiTheme="majorHAnsi" w:eastAsiaTheme="majorEastAsia" w:hAnsiTheme="majorHAnsi" w:cstheme="majorBidi"/>
+      <w:rFonts/>
       <w:color w:val="000000" w:themeColor="text1"/>
     </w:rPr>
     <w:tblPr>
@@ -8139,7 +7937,7 @@
       <w:spacing w:after="0" w:line="240" w:lineRule="auto"/>
     </w:pPr>
     <w:rPr>
-      <w:rFonts w:asciiTheme="majorHAnsi" w:eastAsiaTheme="majorEastAsia" w:hAnsiTheme="majorHAnsi" w:cstheme="majorBidi"/>
+      <w:rFonts/>
       <w:color w:val="000000" w:themeColor="text1"/>
     </w:rPr>
     <w:tblPr>
@@ -8264,7 +8062,7 @@
       <w:spacing w:after="0" w:line="240" w:lineRule="auto"/>
     </w:pPr>
     <w:rPr>
-      <w:rFonts w:asciiTheme="majorHAnsi" w:eastAsiaTheme="majorEastAsia" w:hAnsiTheme="majorHAnsi" w:cstheme="majorBidi"/>
+      <w:rFonts/>
       <w:color w:val="000000" w:themeColor="text1"/>
     </w:rPr>
     <w:tblPr>
@@ -8389,7 +8187,7 @@
       <w:spacing w:after="0" w:line="240" w:lineRule="auto"/>
     </w:pPr>
     <w:rPr>
-      <w:rFonts w:asciiTheme="majorHAnsi" w:eastAsiaTheme="majorEastAsia" w:hAnsiTheme="majorHAnsi" w:cstheme="majorBidi"/>
+      <w:rFonts/>
       <w:color w:val="000000" w:themeColor="text1"/>
     </w:rPr>
     <w:tblPr>
@@ -8514,7 +8312,7 @@
       <w:spacing w:after="0" w:line="240" w:lineRule="auto"/>
     </w:pPr>
     <w:rPr>
-      <w:rFonts w:asciiTheme="majorHAnsi" w:eastAsiaTheme="majorEastAsia" w:hAnsiTheme="majorHAnsi" w:cstheme="majorBidi"/>
+      <w:rFonts/>
       <w:color w:val="000000" w:themeColor="text1"/>
     </w:rPr>
     <w:tblPr>
@@ -8639,7 +8437,7 @@
       <w:spacing w:after="0" w:line="240" w:lineRule="auto"/>
     </w:pPr>
     <w:rPr>
-      <w:rFonts w:asciiTheme="majorHAnsi" w:eastAsiaTheme="majorEastAsia" w:hAnsiTheme="majorHAnsi" w:cstheme="majorBidi"/>
+      <w:rFonts/>
       <w:color w:val="000000" w:themeColor="text1"/>
     </w:rPr>
     <w:tblPr>
@@ -8764,7 +8562,7 @@
       <w:spacing w:after="0" w:line="240" w:lineRule="auto"/>
     </w:pPr>
     <w:rPr>
-      <w:rFonts w:asciiTheme="majorHAnsi" w:eastAsiaTheme="majorEastAsia" w:hAnsiTheme="majorHAnsi" w:cstheme="majorBidi"/>
+      <w:rFonts/>
       <w:color w:val="000000" w:themeColor="text1"/>
     </w:rPr>
     <w:tblPr>
